--- a/WASEEM_timetable.docx
+++ b/WASEEM_timetable.docx
@@ -7,7 +7,12 @@
         <w:pStyle w:val="Title"/>
       </w:pPr>
       <w:r>
-        <w:t>Teacher Timetable - WASEEM</w:t>
+        <w:t>Teacher Timetable — WASEEM</w:t>
+      </w:r>
+    </w:p>
+    <w:p>
+      <w:r>
+        <w:t>Total Weekly Periods: 24</w:t>
       </w:r>
     </w:p>
     <w:tbl>
@@ -17,17 +22,19 @@
         <w:tblLook w:firstColumn="1" w:firstRow="1" w:lastColumn="0" w:lastRow="0" w:noHBand="0" w:noVBand="1" w:val="04A0"/>
       </w:tblPr>
       <w:tblGrid>
-        <w:gridCol w:w="1440"/>
-        <w:gridCol w:w="1440"/>
-        <w:gridCol w:w="1440"/>
-        <w:gridCol w:w="1440"/>
-        <w:gridCol w:w="1440"/>
-        <w:gridCol w:w="1440"/>
+        <w:gridCol w:w="1080"/>
+        <w:gridCol w:w="1080"/>
+        <w:gridCol w:w="1080"/>
+        <w:gridCol w:w="1080"/>
+        <w:gridCol w:w="1080"/>
+        <w:gridCol w:w="1080"/>
+        <w:gridCol w:w="1080"/>
+        <w:gridCol w:w="1080"/>
       </w:tblGrid>
       <w:tr>
         <w:tc>
           <w:tcPr>
-            <w:tcW w:type="dxa" w:w="1440"/>
+            <w:tcW w:type="dxa" w:w="1080"/>
           </w:tcPr>
           <w:p>
             <w:r>
@@ -37,51 +44,71 @@
         </w:tc>
         <w:tc>
           <w:tcPr>
-            <w:tcW w:type="dxa" w:w="1440"/>
+            <w:tcW w:type="dxa" w:w="1080"/>
           </w:tcPr>
           <w:p>
             <w:r>
-              <w:t>Monday</w:t>
+              <w:t>Mon-Thu Time</w:t>
             </w:r>
           </w:p>
         </w:tc>
         <w:tc>
           <w:tcPr>
-            <w:tcW w:type="dxa" w:w="1440"/>
+            <w:tcW w:type="dxa" w:w="1080"/>
           </w:tcPr>
           <w:p>
             <w:r>
-              <w:t>Tuesday</w:t>
+              <w:t>Mon</w:t>
             </w:r>
           </w:p>
         </w:tc>
         <w:tc>
           <w:tcPr>
-            <w:tcW w:type="dxa" w:w="1440"/>
+            <w:tcW w:type="dxa" w:w="1080"/>
           </w:tcPr>
           <w:p>
             <w:r>
-              <w:t>Wednesday</w:t>
+              <w:t>Tue</w:t>
             </w:r>
           </w:p>
         </w:tc>
         <w:tc>
           <w:tcPr>
-            <w:tcW w:type="dxa" w:w="1440"/>
+            <w:tcW w:type="dxa" w:w="1080"/>
           </w:tcPr>
           <w:p>
             <w:r>
-              <w:t>Thursday</w:t>
+              <w:t>Wed</w:t>
             </w:r>
           </w:p>
         </w:tc>
         <w:tc>
           <w:tcPr>
-            <w:tcW w:type="dxa" w:w="1440"/>
+            <w:tcW w:type="dxa" w:w="1080"/>
           </w:tcPr>
           <w:p>
             <w:r>
-              <w:t>Friday</w:t>
+              <w:t>Thu</w:t>
+            </w:r>
+          </w:p>
+        </w:tc>
+        <w:tc>
+          <w:tcPr>
+            <w:tcW w:type="dxa" w:w="1080"/>
+          </w:tcPr>
+          <w:p>
+            <w:r>
+              <w:t>Fri</w:t>
+            </w:r>
+          </w:p>
+        </w:tc>
+        <w:tc>
+          <w:tcPr>
+            <w:tcW w:type="dxa" w:w="1080"/>
+          </w:tcPr>
+          <w:p>
+            <w:r>
+              <w:t>Fri Time</w:t>
             </w:r>
           </w:p>
         </w:tc>
@@ -89,7 +116,7 @@
       <w:tr>
         <w:tc>
           <w:tcPr>
-            <w:tcW w:type="dxa" w:w="1440"/>
+            <w:tcW w:type="dxa" w:w="1080"/>
           </w:tcPr>
           <w:p>
             <w:r>
@@ -99,7 +126,17 @@
         </w:tc>
         <w:tc>
           <w:tcPr>
-            <w:tcW w:type="dxa" w:w="1440"/>
+            <w:tcW w:type="dxa" w:w="1080"/>
+          </w:tcPr>
+          <w:p>
+            <w:r>
+              <w:t>8:00-8:50</w:t>
+            </w:r>
+          </w:p>
+        </w:tc>
+        <w:tc>
+          <w:tcPr>
+            <w:tcW w:type="dxa" w:w="1080"/>
           </w:tcPr>
           <w:p>
             <w:r/>
@@ -107,7 +144,7 @@
         </w:tc>
         <w:tc>
           <w:tcPr>
-            <w:tcW w:type="dxa" w:w="1440"/>
+            <w:tcW w:type="dxa" w:w="1080"/>
           </w:tcPr>
           <w:p>
             <w:r/>
@@ -115,7 +152,7 @@
         </w:tc>
         <w:tc>
           <w:tcPr>
-            <w:tcW w:type="dxa" w:w="1440"/>
+            <w:tcW w:type="dxa" w:w="1080"/>
           </w:tcPr>
           <w:p>
             <w:r/>
@@ -123,7 +160,7 @@
         </w:tc>
         <w:tc>
           <w:tcPr>
-            <w:tcW w:type="dxa" w:w="1440"/>
+            <w:tcW w:type="dxa" w:w="1080"/>
           </w:tcPr>
           <w:p>
             <w:r/>
@@ -131,17 +168,27 @@
         </w:tc>
         <w:tc>
           <w:tcPr>
-            <w:tcW w:type="dxa" w:w="1440"/>
+            <w:tcW w:type="dxa" w:w="1080"/>
           </w:tcPr>
           <w:p>
             <w:r/>
+          </w:p>
+        </w:tc>
+        <w:tc>
+          <w:tcPr>
+            <w:tcW w:type="dxa" w:w="1080"/>
+          </w:tcPr>
+          <w:p>
+            <w:r>
+              <w:t>8:00-8:40</w:t>
+            </w:r>
           </w:p>
         </w:tc>
       </w:tr>
       <w:tr>
         <w:tc>
           <w:tcPr>
-            <w:tcW w:type="dxa" w:w="1440"/>
+            <w:tcW w:type="dxa" w:w="1080"/>
           </w:tcPr>
           <w:p>
             <w:r>
@@ -151,7 +198,17 @@
         </w:tc>
         <w:tc>
           <w:tcPr>
-            <w:tcW w:type="dxa" w:w="1440"/>
+            <w:tcW w:type="dxa" w:w="1080"/>
+          </w:tcPr>
+          <w:p>
+            <w:r>
+              <w:t>8:50-9:30</w:t>
+            </w:r>
+          </w:p>
+        </w:tc>
+        <w:tc>
+          <w:tcPr>
+            <w:tcW w:type="dxa" w:w="1080"/>
           </w:tcPr>
           <w:p>
             <w:r>
@@ -163,7 +220,7 @@
         </w:tc>
         <w:tc>
           <w:tcPr>
-            <w:tcW w:type="dxa" w:w="1440"/>
+            <w:tcW w:type="dxa" w:w="1080"/>
           </w:tcPr>
           <w:p>
             <w:r>
@@ -175,7 +232,7 @@
         </w:tc>
         <w:tc>
           <w:tcPr>
-            <w:tcW w:type="dxa" w:w="1440"/>
+            <w:tcW w:type="dxa" w:w="1080"/>
           </w:tcPr>
           <w:p>
             <w:r>
@@ -187,7 +244,7 @@
         </w:tc>
         <w:tc>
           <w:tcPr>
-            <w:tcW w:type="dxa" w:w="1440"/>
+            <w:tcW w:type="dxa" w:w="1080"/>
           </w:tcPr>
           <w:p>
             <w:r>
@@ -199,7 +256,7 @@
         </w:tc>
         <w:tc>
           <w:tcPr>
-            <w:tcW w:type="dxa" w:w="1440"/>
+            <w:tcW w:type="dxa" w:w="1080"/>
           </w:tcPr>
           <w:p>
             <w:r>
@@ -209,11 +266,21 @@
             </w:r>
           </w:p>
         </w:tc>
+        <w:tc>
+          <w:tcPr>
+            <w:tcW w:type="dxa" w:w="1080"/>
+          </w:tcPr>
+          <w:p>
+            <w:r>
+              <w:t>8:40-9:15</w:t>
+            </w:r>
+          </w:p>
+        </w:tc>
       </w:tr>
       <w:tr>
         <w:tc>
           <w:tcPr>
-            <w:tcW w:type="dxa" w:w="1440"/>
+            <w:tcW w:type="dxa" w:w="1080"/>
           </w:tcPr>
           <w:p>
             <w:r>
@@ -223,7 +290,17 @@
         </w:tc>
         <w:tc>
           <w:tcPr>
-            <w:tcW w:type="dxa" w:w="1440"/>
+            <w:tcW w:type="dxa" w:w="1080"/>
+          </w:tcPr>
+          <w:p>
+            <w:r>
+              <w:t>9:30-10:10</w:t>
+            </w:r>
+          </w:p>
+        </w:tc>
+        <w:tc>
+          <w:tcPr>
+            <w:tcW w:type="dxa" w:w="1080"/>
           </w:tcPr>
           <w:p>
             <w:r/>
@@ -231,7 +308,7 @@
         </w:tc>
         <w:tc>
           <w:tcPr>
-            <w:tcW w:type="dxa" w:w="1440"/>
+            <w:tcW w:type="dxa" w:w="1080"/>
           </w:tcPr>
           <w:p>
             <w:r>
@@ -243,7 +320,7 @@
         </w:tc>
         <w:tc>
           <w:tcPr>
-            <w:tcW w:type="dxa" w:w="1440"/>
+            <w:tcW w:type="dxa" w:w="1080"/>
           </w:tcPr>
           <w:p>
             <w:r>
@@ -255,7 +332,7 @@
         </w:tc>
         <w:tc>
           <w:tcPr>
-            <w:tcW w:type="dxa" w:w="1440"/>
+            <w:tcW w:type="dxa" w:w="1080"/>
           </w:tcPr>
           <w:p>
             <w:r>
@@ -267,17 +344,27 @@
         </w:tc>
         <w:tc>
           <w:tcPr>
-            <w:tcW w:type="dxa" w:w="1440"/>
+            <w:tcW w:type="dxa" w:w="1080"/>
           </w:tcPr>
           <w:p>
             <w:r/>
+          </w:p>
+        </w:tc>
+        <w:tc>
+          <w:tcPr>
+            <w:tcW w:type="dxa" w:w="1080"/>
+          </w:tcPr>
+          <w:p>
+            <w:r>
+              <w:t>9:15-9:50</w:t>
+            </w:r>
           </w:p>
         </w:tc>
       </w:tr>
       <w:tr>
         <w:tc>
           <w:tcPr>
-            <w:tcW w:type="dxa" w:w="1440"/>
+            <w:tcW w:type="dxa" w:w="1080"/>
           </w:tcPr>
           <w:p>
             <w:r>
@@ -287,7 +374,17 @@
         </w:tc>
         <w:tc>
           <w:tcPr>
-            <w:tcW w:type="dxa" w:w="1440"/>
+            <w:tcW w:type="dxa" w:w="1080"/>
+          </w:tcPr>
+          <w:p>
+            <w:r>
+              <w:t>10:10-10:50</w:t>
+            </w:r>
+          </w:p>
+        </w:tc>
+        <w:tc>
+          <w:tcPr>
+            <w:tcW w:type="dxa" w:w="1080"/>
           </w:tcPr>
           <w:p>
             <w:r>
@@ -299,7 +396,7 @@
         </w:tc>
         <w:tc>
           <w:tcPr>
-            <w:tcW w:type="dxa" w:w="1440"/>
+            <w:tcW w:type="dxa" w:w="1080"/>
           </w:tcPr>
           <w:p>
             <w:r/>
@@ -307,7 +404,7 @@
         </w:tc>
         <w:tc>
           <w:tcPr>
-            <w:tcW w:type="dxa" w:w="1440"/>
+            <w:tcW w:type="dxa" w:w="1080"/>
           </w:tcPr>
           <w:p>
             <w:r/>
@@ -315,7 +412,7 @@
         </w:tc>
         <w:tc>
           <w:tcPr>
-            <w:tcW w:type="dxa" w:w="1440"/>
+            <w:tcW w:type="dxa" w:w="1080"/>
           </w:tcPr>
           <w:p>
             <w:r/>
@@ -323,17 +420,27 @@
         </w:tc>
         <w:tc>
           <w:tcPr>
-            <w:tcW w:type="dxa" w:w="1440"/>
+            <w:tcW w:type="dxa" w:w="1080"/>
           </w:tcPr>
           <w:p>
             <w:r/>
+          </w:p>
+        </w:tc>
+        <w:tc>
+          <w:tcPr>
+            <w:tcW w:type="dxa" w:w="1080"/>
+          </w:tcPr>
+          <w:p>
+            <w:r>
+              <w:t>9:50-10:25</w:t>
+            </w:r>
           </w:p>
         </w:tc>
       </w:tr>
       <w:tr>
         <w:tc>
           <w:tcPr>
-            <w:tcW w:type="dxa" w:w="1440"/>
+            <w:tcW w:type="dxa" w:w="1080"/>
           </w:tcPr>
           <w:p>
             <w:r>
@@ -343,7 +450,17 @@
         </w:tc>
         <w:tc>
           <w:tcPr>
-            <w:tcW w:type="dxa" w:w="1440"/>
+            <w:tcW w:type="dxa" w:w="1080"/>
+          </w:tcPr>
+          <w:p>
+            <w:r>
+              <w:t>10:50-11:30</w:t>
+            </w:r>
+          </w:p>
+        </w:tc>
+        <w:tc>
+          <w:tcPr>
+            <w:tcW w:type="dxa" w:w="1080"/>
           </w:tcPr>
           <w:p>
             <w:r/>
@@ -351,7 +468,7 @@
         </w:tc>
         <w:tc>
           <w:tcPr>
-            <w:tcW w:type="dxa" w:w="1440"/>
+            <w:tcW w:type="dxa" w:w="1080"/>
           </w:tcPr>
           <w:p>
             <w:r>
@@ -363,7 +480,7 @@
         </w:tc>
         <w:tc>
           <w:tcPr>
-            <w:tcW w:type="dxa" w:w="1440"/>
+            <w:tcW w:type="dxa" w:w="1080"/>
           </w:tcPr>
           <w:p>
             <w:r>
@@ -375,7 +492,7 @@
         </w:tc>
         <w:tc>
           <w:tcPr>
-            <w:tcW w:type="dxa" w:w="1440"/>
+            <w:tcW w:type="dxa" w:w="1080"/>
           </w:tcPr>
           <w:p>
             <w:r>
@@ -387,21 +504,7 @@
         </w:tc>
         <w:tc>
           <w:tcPr>
-            <w:tcW w:type="dxa" w:w="1440"/>
-          </w:tcPr>
-          <w:p>
-            <w:r>
-              <w:t>7C</w:t>
-              <w:br/>
-              <w:t>MATHS</w:t>
-            </w:r>
-          </w:p>
-        </w:tc>
-      </w:tr>
-      <w:tr>
-        <w:tc>
-          <w:tcPr>
-            <w:tcW w:type="dxa" w:w="1440"/>
+            <w:tcW w:type="dxa" w:w="1080"/>
           </w:tcPr>
           <w:p>
             <w:r>
@@ -411,7 +514,39 @@
         </w:tc>
         <w:tc>
           <w:tcPr>
-            <w:tcW w:type="dxa" w:w="1440"/>
+            <w:tcW w:type="dxa" w:w="1080"/>
+          </w:tcPr>
+          <w:p>
+            <w:r>
+              <w:t>10:55-11:35</w:t>
+            </w:r>
+          </w:p>
+        </w:tc>
+      </w:tr>
+      <w:tr>
+        <w:tc>
+          <w:tcPr>
+            <w:tcW w:type="dxa" w:w="1080"/>
+          </w:tcPr>
+          <w:p>
+            <w:r>
+              <w:t>Lunch</w:t>
+            </w:r>
+          </w:p>
+        </w:tc>
+        <w:tc>
+          <w:tcPr>
+            <w:tcW w:type="dxa" w:w="1080"/>
+          </w:tcPr>
+          <w:p>
+            <w:r>
+              <w:t>11:30-12:00</w:t>
+            </w:r>
+          </w:p>
+        </w:tc>
+        <w:tc>
+          <w:tcPr>
+            <w:tcW w:type="dxa" w:w="1080"/>
           </w:tcPr>
           <w:p>
             <w:r/>
@@ -419,7 +554,7 @@
         </w:tc>
         <w:tc>
           <w:tcPr>
-            <w:tcW w:type="dxa" w:w="1440"/>
+            <w:tcW w:type="dxa" w:w="1080"/>
           </w:tcPr>
           <w:p>
             <w:r/>
@@ -427,7 +562,7 @@
         </w:tc>
         <w:tc>
           <w:tcPr>
-            <w:tcW w:type="dxa" w:w="1440"/>
+            <w:tcW w:type="dxa" w:w="1080"/>
           </w:tcPr>
           <w:p>
             <w:r/>
@@ -435,7 +570,7 @@
         </w:tc>
         <w:tc>
           <w:tcPr>
-            <w:tcW w:type="dxa" w:w="1440"/>
+            <w:tcW w:type="dxa" w:w="1080"/>
           </w:tcPr>
           <w:p>
             <w:r/>
@@ -443,27 +578,7 @@
         </w:tc>
         <w:tc>
           <w:tcPr>
-            <w:tcW w:type="dxa" w:w="1440"/>
-          </w:tcPr>
-          <w:p>
-            <w:r/>
-          </w:p>
-        </w:tc>
-      </w:tr>
-      <w:tr>
-        <w:tc>
-          <w:tcPr>
-            <w:tcW w:type="dxa" w:w="1440"/>
-          </w:tcPr>
-          <w:p>
-            <w:r>
-              <w:t>P6</w:t>
-            </w:r>
-          </w:p>
-        </w:tc>
-        <w:tc>
-          <w:tcPr>
-            <w:tcW w:type="dxa" w:w="1440"/>
+            <w:tcW w:type="dxa" w:w="1080"/>
           </w:tcPr>
           <w:p>
             <w:r>
@@ -475,7 +590,51 @@
         </w:tc>
         <w:tc>
           <w:tcPr>
-            <w:tcW w:type="dxa" w:w="1440"/>
+            <w:tcW w:type="dxa" w:w="1080"/>
+          </w:tcPr>
+          <w:p>
+            <w:r>
+              <w:t>10:25-10:55</w:t>
+            </w:r>
+          </w:p>
+        </w:tc>
+      </w:tr>
+      <w:tr>
+        <w:tc>
+          <w:tcPr>
+            <w:tcW w:type="dxa" w:w="1080"/>
+          </w:tcPr>
+          <w:p>
+            <w:r>
+              <w:t>P6</w:t>
+            </w:r>
+          </w:p>
+        </w:tc>
+        <w:tc>
+          <w:tcPr>
+            <w:tcW w:type="dxa" w:w="1080"/>
+          </w:tcPr>
+          <w:p>
+            <w:r>
+              <w:t>12:00-12:40</w:t>
+            </w:r>
+          </w:p>
+        </w:tc>
+        <w:tc>
+          <w:tcPr>
+            <w:tcW w:type="dxa" w:w="1080"/>
+          </w:tcPr>
+          <w:p>
+            <w:r>
+              <w:t>7C</w:t>
+              <w:br/>
+              <w:t>MATHS</w:t>
+            </w:r>
+          </w:p>
+        </w:tc>
+        <w:tc>
+          <w:tcPr>
+            <w:tcW w:type="dxa" w:w="1080"/>
           </w:tcPr>
           <w:p>
             <w:r>
@@ -487,7 +646,7 @@
         </w:tc>
         <w:tc>
           <w:tcPr>
-            <w:tcW w:type="dxa" w:w="1440"/>
+            <w:tcW w:type="dxa" w:w="1080"/>
           </w:tcPr>
           <w:p>
             <w:r/>
@@ -495,7 +654,7 @@
         </w:tc>
         <w:tc>
           <w:tcPr>
-            <w:tcW w:type="dxa" w:w="1440"/>
+            <w:tcW w:type="dxa" w:w="1080"/>
           </w:tcPr>
           <w:p>
             <w:r/>
@@ -503,31 +662,7 @@
         </w:tc>
         <w:tc>
           <w:tcPr>
-            <w:tcW w:type="dxa" w:w="1440"/>
-          </w:tcPr>
-          <w:p>
-            <w:r>
-              <w:t>9D</w:t>
-              <w:br/>
-              <w:t>PHYSICS</w:t>
-            </w:r>
-          </w:p>
-        </w:tc>
-      </w:tr>
-      <w:tr>
-        <w:tc>
-          <w:tcPr>
-            <w:tcW w:type="dxa" w:w="1440"/>
-          </w:tcPr>
-          <w:p>
-            <w:r>
-              <w:t>P7</w:t>
-            </w:r>
-          </w:p>
-        </w:tc>
-        <w:tc>
-          <w:tcPr>
-            <w:tcW w:type="dxa" w:w="1440"/>
+            <w:tcW w:type="dxa" w:w="1080"/>
           </w:tcPr>
           <w:p>
             <w:r>
@@ -539,7 +674,39 @@
         </w:tc>
         <w:tc>
           <w:tcPr>
-            <w:tcW w:type="dxa" w:w="1440"/>
+            <w:tcW w:type="dxa" w:w="1080"/>
+          </w:tcPr>
+          <w:p>
+            <w:r>
+              <w:t>11:35-12:15</w:t>
+            </w:r>
+          </w:p>
+        </w:tc>
+      </w:tr>
+      <w:tr>
+        <w:tc>
+          <w:tcPr>
+            <w:tcW w:type="dxa" w:w="1080"/>
+          </w:tcPr>
+          <w:p>
+            <w:r>
+              <w:t>P7</w:t>
+            </w:r>
+          </w:p>
+        </w:tc>
+        <w:tc>
+          <w:tcPr>
+            <w:tcW w:type="dxa" w:w="1080"/>
+          </w:tcPr>
+          <w:p>
+            <w:r>
+              <w:t>12:40-1:20</w:t>
+            </w:r>
+          </w:p>
+        </w:tc>
+        <w:tc>
+          <w:tcPr>
+            <w:tcW w:type="dxa" w:w="1080"/>
           </w:tcPr>
           <w:p>
             <w:r>
@@ -551,7 +718,19 @@
         </w:tc>
         <w:tc>
           <w:tcPr>
-            <w:tcW w:type="dxa" w:w="1440"/>
+            <w:tcW w:type="dxa" w:w="1080"/>
+          </w:tcPr>
+          <w:p>
+            <w:r>
+              <w:t>9D</w:t>
+              <w:br/>
+              <w:t>PHYSICS</w:t>
+            </w:r>
+          </w:p>
+        </w:tc>
+        <w:tc>
+          <w:tcPr>
+            <w:tcW w:type="dxa" w:w="1080"/>
           </w:tcPr>
           <w:p>
             <w:r>
@@ -563,7 +742,7 @@
         </w:tc>
         <w:tc>
           <w:tcPr>
-            <w:tcW w:type="dxa" w:w="1440"/>
+            <w:tcW w:type="dxa" w:w="1080"/>
           </w:tcPr>
           <w:p>
             <w:r>
@@ -575,7 +754,15 @@
         </w:tc>
         <w:tc>
           <w:tcPr>
-            <w:tcW w:type="dxa" w:w="1440"/>
+            <w:tcW w:type="dxa" w:w="1080"/>
+          </w:tcPr>
+          <w:p>
+            <w:r/>
+          </w:p>
+        </w:tc>
+        <w:tc>
+          <w:tcPr>
+            <w:tcW w:type="dxa" w:w="1080"/>
           </w:tcPr>
           <w:p>
             <w:r/>
@@ -585,7 +772,7 @@
       <w:tr>
         <w:tc>
           <w:tcPr>
-            <w:tcW w:type="dxa" w:w="1440"/>
+            <w:tcW w:type="dxa" w:w="1080"/>
           </w:tcPr>
           <w:p>
             <w:r>
@@ -595,7 +782,17 @@
         </w:tc>
         <w:tc>
           <w:tcPr>
-            <w:tcW w:type="dxa" w:w="1440"/>
+            <w:tcW w:type="dxa" w:w="1080"/>
+          </w:tcPr>
+          <w:p>
+            <w:r>
+              <w:t>1:20-2:00</w:t>
+            </w:r>
+          </w:p>
+        </w:tc>
+        <w:tc>
+          <w:tcPr>
+            <w:tcW w:type="dxa" w:w="1080"/>
           </w:tcPr>
           <w:p>
             <w:r>
@@ -607,7 +804,7 @@
         </w:tc>
         <w:tc>
           <w:tcPr>
-            <w:tcW w:type="dxa" w:w="1440"/>
+            <w:tcW w:type="dxa" w:w="1080"/>
           </w:tcPr>
           <w:p>
             <w:r>
@@ -619,7 +816,7 @@
         </w:tc>
         <w:tc>
           <w:tcPr>
-            <w:tcW w:type="dxa" w:w="1440"/>
+            <w:tcW w:type="dxa" w:w="1080"/>
           </w:tcPr>
           <w:p>
             <w:r>
@@ -631,7 +828,7 @@
         </w:tc>
         <w:tc>
           <w:tcPr>
-            <w:tcW w:type="dxa" w:w="1440"/>
+            <w:tcW w:type="dxa" w:w="1080"/>
           </w:tcPr>
           <w:p>
             <w:r>
@@ -643,7 +840,15 @@
         </w:tc>
         <w:tc>
           <w:tcPr>
-            <w:tcW w:type="dxa" w:w="1440"/>
+            <w:tcW w:type="dxa" w:w="1080"/>
+          </w:tcPr>
+          <w:p>
+            <w:r/>
+          </w:p>
+        </w:tc>
+        <w:tc>
+          <w:tcPr>
+            <w:tcW w:type="dxa" w:w="1080"/>
           </w:tcPr>
           <w:p>
             <w:r/>

--- a/WASEEM_timetable.docx
+++ b/WASEEM_timetable.docx
@@ -22,92 +22,116 @@
         <w:tblLook w:firstColumn="1" w:firstRow="1" w:lastColumn="0" w:lastRow="0" w:noHBand="0" w:noVBand="1" w:val="04A0"/>
       </w:tblPr>
       <w:tblGrid>
-        <w:gridCol w:w="1080"/>
-        <w:gridCol w:w="1080"/>
-        <w:gridCol w:w="1080"/>
-        <w:gridCol w:w="1080"/>
-        <w:gridCol w:w="1080"/>
-        <w:gridCol w:w="1080"/>
-        <w:gridCol w:w="1080"/>
-        <w:gridCol w:w="1080"/>
+        <w:gridCol w:w="1530"/>
+        <w:gridCol w:w="1530"/>
+        <w:gridCol w:w="1530"/>
+        <w:gridCol w:w="1530"/>
+        <w:gridCol w:w="1530"/>
+        <w:gridCol w:w="1530"/>
+        <w:gridCol w:w="1530"/>
+        <w:gridCol w:w="1530"/>
       </w:tblGrid>
       <w:tr>
         <w:tc>
           <w:tcPr>
-            <w:tcW w:type="dxa" w:w="1080"/>
+            <w:tcW w:type="dxa" w:w="1530"/>
           </w:tcPr>
           <w:p>
             <w:r>
+              <w:rPr>
+                <w:b/>
+              </w:rPr>
               <w:t>Period</w:t>
             </w:r>
           </w:p>
         </w:tc>
         <w:tc>
           <w:tcPr>
-            <w:tcW w:type="dxa" w:w="1080"/>
+            <w:tcW w:type="dxa" w:w="1530"/>
           </w:tcPr>
           <w:p>
             <w:r>
-              <w:t>Mon-Thu Time</w:t>
+              <w:rPr>
+                <w:b/>
+              </w:rPr>
+              <w:t>Mon-Wed Time</w:t>
             </w:r>
           </w:p>
         </w:tc>
         <w:tc>
           <w:tcPr>
-            <w:tcW w:type="dxa" w:w="1080"/>
+            <w:tcW w:type="dxa" w:w="1530"/>
           </w:tcPr>
           <w:p>
             <w:r>
+              <w:rPr>
+                <w:b/>
+              </w:rPr>
               <w:t>Mon</w:t>
             </w:r>
           </w:p>
         </w:tc>
         <w:tc>
           <w:tcPr>
-            <w:tcW w:type="dxa" w:w="1080"/>
+            <w:tcW w:type="dxa" w:w="1530"/>
           </w:tcPr>
           <w:p>
             <w:r>
+              <w:rPr>
+                <w:b/>
+              </w:rPr>
               <w:t>Tue</w:t>
             </w:r>
           </w:p>
         </w:tc>
         <w:tc>
           <w:tcPr>
-            <w:tcW w:type="dxa" w:w="1080"/>
+            <w:tcW w:type="dxa" w:w="1530"/>
           </w:tcPr>
           <w:p>
             <w:r>
+              <w:rPr>
+                <w:b/>
+              </w:rPr>
               <w:t>Wed</w:t>
             </w:r>
           </w:p>
         </w:tc>
         <w:tc>
           <w:tcPr>
-            <w:tcW w:type="dxa" w:w="1080"/>
+            <w:tcW w:type="dxa" w:w="1530"/>
           </w:tcPr>
           <w:p>
             <w:r>
+              <w:rPr>
+                <w:b/>
+              </w:rPr>
               <w:t>Thu</w:t>
             </w:r>
           </w:p>
         </w:tc>
         <w:tc>
           <w:tcPr>
-            <w:tcW w:type="dxa" w:w="1080"/>
+            <w:tcW w:type="dxa" w:w="1530"/>
           </w:tcPr>
           <w:p>
             <w:r>
+              <w:rPr>
+                <w:b/>
+              </w:rPr>
               <w:t>Fri</w:t>
             </w:r>
           </w:p>
         </w:tc>
         <w:tc>
           <w:tcPr>
-            <w:tcW w:type="dxa" w:w="1080"/>
+            <w:tcW w:type="dxa" w:w="1530"/>
           </w:tcPr>
           <w:p>
             <w:r>
+              <w:rPr>
+                <w:b/>
+              </w:rPr>
               <w:t>Fri Time</w:t>
             </w:r>
           </w:p>
@@ -116,7 +140,7 @@
       <w:tr>
         <w:tc>
           <w:tcPr>
-            <w:tcW w:type="dxa" w:w="1080"/>
+            <w:tcW w:type="dxa" w:w="1530"/>
           </w:tcPr>
           <w:p>
             <w:r>
@@ -126,7 +150,7 @@
         </w:tc>
         <w:tc>
           <w:tcPr>
-            <w:tcW w:type="dxa" w:w="1080"/>
+            <w:tcW w:type="dxa" w:w="1530"/>
           </w:tcPr>
           <w:p>
             <w:r>
@@ -136,7 +160,7 @@
         </w:tc>
         <w:tc>
           <w:tcPr>
-            <w:tcW w:type="dxa" w:w="1080"/>
+            <w:tcW w:type="dxa" w:w="1530"/>
           </w:tcPr>
           <w:p>
             <w:r/>
@@ -144,7 +168,7 @@
         </w:tc>
         <w:tc>
           <w:tcPr>
-            <w:tcW w:type="dxa" w:w="1080"/>
+            <w:tcW w:type="dxa" w:w="1530"/>
           </w:tcPr>
           <w:p>
             <w:r/>
@@ -152,7 +176,7 @@
         </w:tc>
         <w:tc>
           <w:tcPr>
-            <w:tcW w:type="dxa" w:w="1080"/>
+            <w:tcW w:type="dxa" w:w="1530"/>
           </w:tcPr>
           <w:p>
             <w:r/>
@@ -160,7 +184,7 @@
         </w:tc>
         <w:tc>
           <w:tcPr>
-            <w:tcW w:type="dxa" w:w="1080"/>
+            <w:tcW w:type="dxa" w:w="1530"/>
           </w:tcPr>
           <w:p>
             <w:r/>
@@ -168,7 +192,7 @@
         </w:tc>
         <w:tc>
           <w:tcPr>
-            <w:tcW w:type="dxa" w:w="1080"/>
+            <w:tcW w:type="dxa" w:w="1530"/>
           </w:tcPr>
           <w:p>
             <w:r/>
@@ -176,7 +200,7 @@
         </w:tc>
         <w:tc>
           <w:tcPr>
-            <w:tcW w:type="dxa" w:w="1080"/>
+            <w:tcW w:type="dxa" w:w="1530"/>
           </w:tcPr>
           <w:p>
             <w:r>
@@ -188,7 +212,7 @@
       <w:tr>
         <w:tc>
           <w:tcPr>
-            <w:tcW w:type="dxa" w:w="1080"/>
+            <w:tcW w:type="dxa" w:w="1530"/>
           </w:tcPr>
           <w:p>
             <w:r>
@@ -198,7 +222,7 @@
         </w:tc>
         <w:tc>
           <w:tcPr>
-            <w:tcW w:type="dxa" w:w="1080"/>
+            <w:tcW w:type="dxa" w:w="1530"/>
           </w:tcPr>
           <w:p>
             <w:r>
@@ -208,7 +232,91 @@
         </w:tc>
         <w:tc>
           <w:tcPr>
-            <w:tcW w:type="dxa" w:w="1080"/>
+            <w:tcW w:type="dxa" w:w="1530"/>
+          </w:tcPr>
+          <w:p>
+            <w:r>
+              <w:t>7E</w:t>
+              <w:br/>
+              <w:t>MATHS</w:t>
+            </w:r>
+          </w:p>
+        </w:tc>
+        <w:tc>
+          <w:tcPr>
+            <w:tcW w:type="dxa" w:w="1530"/>
+          </w:tcPr>
+          <w:p>
+            <w:r/>
+          </w:p>
+        </w:tc>
+        <w:tc>
+          <w:tcPr>
+            <w:tcW w:type="dxa" w:w="1530"/>
+          </w:tcPr>
+          <w:p>
+            <w:r/>
+          </w:p>
+        </w:tc>
+        <w:tc>
+          <w:tcPr>
+            <w:tcW w:type="dxa" w:w="1530"/>
+          </w:tcPr>
+          <w:p>
+            <w:r>
+              <w:t>7C</w:t>
+              <w:br/>
+              <w:t>MATHS</w:t>
+            </w:r>
+          </w:p>
+        </w:tc>
+        <w:tc>
+          <w:tcPr>
+            <w:tcW w:type="dxa" w:w="1530"/>
+          </w:tcPr>
+          <w:p>
+            <w:r>
+              <w:t>9D</w:t>
+              <w:br/>
+              <w:t>PHYSICS</w:t>
+            </w:r>
+          </w:p>
+        </w:tc>
+        <w:tc>
+          <w:tcPr>
+            <w:tcW w:type="dxa" w:w="1530"/>
+          </w:tcPr>
+          <w:p>
+            <w:r>
+              <w:t>8:40-9:15</w:t>
+            </w:r>
+          </w:p>
+        </w:tc>
+      </w:tr>
+      <w:tr>
+        <w:tc>
+          <w:tcPr>
+            <w:tcW w:type="dxa" w:w="1530"/>
+          </w:tcPr>
+          <w:p>
+            <w:r>
+              <w:t>P3</w:t>
+            </w:r>
+          </w:p>
+        </w:tc>
+        <w:tc>
+          <w:tcPr>
+            <w:tcW w:type="dxa" w:w="1530"/>
+          </w:tcPr>
+          <w:p>
+            <w:r>
+              <w:t>9:30-10:10</w:t>
+            </w:r>
+          </w:p>
+        </w:tc>
+        <w:tc>
+          <w:tcPr>
+            <w:tcW w:type="dxa" w:w="1530"/>
           </w:tcPr>
           <w:p>
             <w:r>
@@ -220,7 +328,31 @@
         </w:tc>
         <w:tc>
           <w:tcPr>
-            <w:tcW w:type="dxa" w:w="1080"/>
+            <w:tcW w:type="dxa" w:w="1530"/>
+          </w:tcPr>
+          <w:p>
+            <w:r>
+              <w:t>9D</w:t>
+              <w:br/>
+              <w:t>PHYSICS</w:t>
+            </w:r>
+          </w:p>
+        </w:tc>
+        <w:tc>
+          <w:tcPr>
+            <w:tcW w:type="dxa" w:w="1530"/>
+          </w:tcPr>
+          <w:p>
+            <w:r>
+              <w:t>9D</w:t>
+              <w:br/>
+              <w:t>PHYSICS</w:t>
+            </w:r>
+          </w:p>
+        </w:tc>
+        <w:tc>
+          <w:tcPr>
+            <w:tcW w:type="dxa" w:w="1530"/>
           </w:tcPr>
           <w:p>
             <w:r>
@@ -232,7 +364,473 @@
         </w:tc>
         <w:tc>
           <w:tcPr>
-            <w:tcW w:type="dxa" w:w="1080"/>
+            <w:tcW w:type="dxa" w:w="1530"/>
+          </w:tcPr>
+          <w:p>
+            <w:r>
+              <w:t>7E</w:t>
+              <w:br/>
+              <w:t>MATHS</w:t>
+            </w:r>
+          </w:p>
+        </w:tc>
+        <w:tc>
+          <w:tcPr>
+            <w:tcW w:type="dxa" w:w="1530"/>
+          </w:tcPr>
+          <w:p>
+            <w:r>
+              <w:t>9:15-9:50</w:t>
+            </w:r>
+          </w:p>
+        </w:tc>
+      </w:tr>
+      <w:tr>
+        <w:tc>
+          <w:tcPr>
+            <w:tcW w:type="dxa" w:w="1530"/>
+          </w:tcPr>
+          <w:p>
+            <w:r>
+              <w:t>P4</w:t>
+            </w:r>
+          </w:p>
+        </w:tc>
+        <w:tc>
+          <w:tcPr>
+            <w:tcW w:type="dxa" w:w="1530"/>
+          </w:tcPr>
+          <w:p>
+            <w:r>
+              <w:t>10:10-10:50</w:t>
+            </w:r>
+          </w:p>
+        </w:tc>
+        <w:tc>
+          <w:tcPr>
+            <w:tcW w:type="dxa" w:w="1530"/>
+          </w:tcPr>
+          <w:p>
+            <w:r/>
+          </w:p>
+        </w:tc>
+        <w:tc>
+          <w:tcPr>
+            <w:tcW w:type="dxa" w:w="1530"/>
+          </w:tcPr>
+          <w:p>
+            <w:r>
+              <w:t>10E</w:t>
+              <w:br/>
+              <w:t>MATHS</w:t>
+            </w:r>
+          </w:p>
+        </w:tc>
+        <w:tc>
+          <w:tcPr>
+            <w:tcW w:type="dxa" w:w="1530"/>
+          </w:tcPr>
+          <w:p>
+            <w:r>
+              <w:t>10E</w:t>
+              <w:br/>
+              <w:t>MATHS</w:t>
+            </w:r>
+          </w:p>
+        </w:tc>
+        <w:tc>
+          <w:tcPr>
+            <w:tcW w:type="dxa" w:w="1530"/>
+          </w:tcPr>
+          <w:p>
+            <w:r>
+              <w:t>7E</w:t>
+              <w:br/>
+              <w:t>MATHS</w:t>
+            </w:r>
+          </w:p>
+        </w:tc>
+        <w:tc>
+          <w:tcPr>
+            <w:tcW w:type="dxa" w:w="1530"/>
+          </w:tcPr>
+          <w:p>
+            <w:r>
+              <w:t>10E</w:t>
+              <w:br/>
+              <w:t>MATHS</w:t>
+            </w:r>
+          </w:p>
+        </w:tc>
+        <w:tc>
+          <w:tcPr>
+            <w:tcW w:type="dxa" w:w="1530"/>
+          </w:tcPr>
+          <w:p>
+            <w:r>
+              <w:t>9:50-10:25</w:t>
+            </w:r>
+          </w:p>
+        </w:tc>
+      </w:tr>
+      <w:tr>
+        <w:tc>
+          <w:tcPr>
+            <w:tcW w:type="dxa" w:w="1530"/>
+          </w:tcPr>
+          <w:p>
+            <w:r>
+              <w:t>Lunch</w:t>
+            </w:r>
+          </w:p>
+        </w:tc>
+        <w:tc>
+          <w:tcPr>
+            <w:tcW w:type="dxa" w:w="1530"/>
+          </w:tcPr>
+          <w:p>
+            <w:r>
+              <w:t>10:50-11:20</w:t>
+            </w:r>
+          </w:p>
+        </w:tc>
+        <w:tc>
+          <w:tcPr>
+            <w:tcW w:type="dxa" w:w="1530"/>
+          </w:tcPr>
+          <w:p>
+            <w:r/>
+          </w:p>
+        </w:tc>
+        <w:tc>
+          <w:tcPr>
+            <w:tcW w:type="dxa" w:w="1530"/>
+          </w:tcPr>
+          <w:p>
+            <w:r/>
+          </w:p>
+        </w:tc>
+        <w:tc>
+          <w:tcPr>
+            <w:tcW w:type="dxa" w:w="1530"/>
+          </w:tcPr>
+          <w:p>
+            <w:r/>
+          </w:p>
+        </w:tc>
+        <w:tc>
+          <w:tcPr>
+            <w:tcW w:type="dxa" w:w="1530"/>
+          </w:tcPr>
+          <w:p>
+            <w:r/>
+          </w:p>
+        </w:tc>
+        <w:tc>
+          <w:tcPr>
+            <w:tcW w:type="dxa" w:w="1530"/>
+          </w:tcPr>
+          <w:p>
+            <w:r/>
+          </w:p>
+        </w:tc>
+        <w:tc>
+          <w:tcPr>
+            <w:tcW w:type="dxa" w:w="1530"/>
+          </w:tcPr>
+          <w:p>
+            <w:r>
+              <w:t>10:25-10:55</w:t>
+            </w:r>
+          </w:p>
+        </w:tc>
+      </w:tr>
+      <w:tr>
+        <w:tc>
+          <w:tcPr>
+            <w:tcW w:type="dxa" w:w="1530"/>
+          </w:tcPr>
+          <w:p>
+            <w:r>
+              <w:t>P5</w:t>
+            </w:r>
+          </w:p>
+        </w:tc>
+        <w:tc>
+          <w:tcPr>
+            <w:tcW w:type="dxa" w:w="1530"/>
+          </w:tcPr>
+          <w:p>
+            <w:r>
+              <w:t>11:20-12:00</w:t>
+            </w:r>
+          </w:p>
+        </w:tc>
+        <w:tc>
+          <w:tcPr>
+            <w:tcW w:type="dxa" w:w="1530"/>
+          </w:tcPr>
+          <w:p>
+            <w:r>
+              <w:t>7C</w:t>
+              <w:br/>
+              <w:t>MATHS</w:t>
+            </w:r>
+          </w:p>
+        </w:tc>
+        <w:tc>
+          <w:tcPr>
+            <w:tcW w:type="dxa" w:w="1530"/>
+          </w:tcPr>
+          <w:p>
+            <w:r>
+              <w:t>7C</w:t>
+              <w:br/>
+              <w:t>MATHS</w:t>
+            </w:r>
+          </w:p>
+        </w:tc>
+        <w:tc>
+          <w:tcPr>
+            <w:tcW w:type="dxa" w:w="1530"/>
+          </w:tcPr>
+          <w:p>
+            <w:r/>
+          </w:p>
+        </w:tc>
+        <w:tc>
+          <w:tcPr>
+            <w:tcW w:type="dxa" w:w="1530"/>
+          </w:tcPr>
+          <w:p>
+            <w:r>
+              <w:t>7E</w:t>
+              <w:br/>
+              <w:t>MATHS</w:t>
+            </w:r>
+          </w:p>
+        </w:tc>
+        <w:tc>
+          <w:tcPr>
+            <w:tcW w:type="dxa" w:w="1530"/>
+          </w:tcPr>
+          <w:p>
+            <w:r>
+              <w:t>7C</w:t>
+              <w:br/>
+              <w:t>MATHS</w:t>
+            </w:r>
+          </w:p>
+        </w:tc>
+        <w:tc>
+          <w:tcPr>
+            <w:tcW w:type="dxa" w:w="1530"/>
+          </w:tcPr>
+          <w:p>
+            <w:r>
+              <w:t>10:55-11:35</w:t>
+            </w:r>
+          </w:p>
+        </w:tc>
+      </w:tr>
+      <w:tr>
+        <w:tc>
+          <w:tcPr>
+            <w:tcW w:type="dxa" w:w="1530"/>
+          </w:tcPr>
+          <w:p>
+            <w:r>
+              <w:t>P6</w:t>
+            </w:r>
+          </w:p>
+        </w:tc>
+        <w:tc>
+          <w:tcPr>
+            <w:tcW w:type="dxa" w:w="1530"/>
+          </w:tcPr>
+          <w:p>
+            <w:r>
+              <w:t>12:00-12:40</w:t>
+            </w:r>
+          </w:p>
+        </w:tc>
+        <w:tc>
+          <w:tcPr>
+            <w:tcW w:type="dxa" w:w="1530"/>
+          </w:tcPr>
+          <w:p>
+            <w:r/>
+          </w:p>
+        </w:tc>
+        <w:tc>
+          <w:tcPr>
+            <w:tcW w:type="dxa" w:w="1530"/>
+          </w:tcPr>
+          <w:p>
+            <w:r/>
+          </w:p>
+        </w:tc>
+        <w:tc>
+          <w:tcPr>
+            <w:tcW w:type="dxa" w:w="1530"/>
+          </w:tcPr>
+          <w:p>
+            <w:r/>
+          </w:p>
+        </w:tc>
+        <w:tc>
+          <w:tcPr>
+            <w:tcW w:type="dxa" w:w="1530"/>
+          </w:tcPr>
+          <w:p>
+            <w:r>
+              <w:t>10E</w:t>
+              <w:br/>
+              <w:t>MATHS</w:t>
+            </w:r>
+          </w:p>
+        </w:tc>
+        <w:tc>
+          <w:tcPr>
+            <w:tcW w:type="dxa" w:w="1530"/>
+          </w:tcPr>
+          <w:p>
+            <w:r/>
+          </w:p>
+        </w:tc>
+        <w:tc>
+          <w:tcPr>
+            <w:tcW w:type="dxa" w:w="1530"/>
+          </w:tcPr>
+          <w:p>
+            <w:r>
+              <w:t>11:35-12:15</w:t>
+            </w:r>
+          </w:p>
+        </w:tc>
+      </w:tr>
+      <w:tr>
+        <w:tc>
+          <w:tcPr>
+            <w:tcW w:type="dxa" w:w="1530"/>
+          </w:tcPr>
+          <w:p>
+            <w:r>
+              <w:t>P7</w:t>
+            </w:r>
+          </w:p>
+        </w:tc>
+        <w:tc>
+          <w:tcPr>
+            <w:tcW w:type="dxa" w:w="1530"/>
+          </w:tcPr>
+          <w:p>
+            <w:r>
+              <w:t>12:40-1:20</w:t>
+            </w:r>
+          </w:p>
+        </w:tc>
+        <w:tc>
+          <w:tcPr>
+            <w:tcW w:type="dxa" w:w="1530"/>
+          </w:tcPr>
+          <w:p>
+            <w:r>
+              <w:t>9D</w:t>
+              <w:br/>
+              <w:t>PHYSICS</w:t>
+            </w:r>
+          </w:p>
+        </w:tc>
+        <w:tc>
+          <w:tcPr>
+            <w:tcW w:type="dxa" w:w="1530"/>
+          </w:tcPr>
+          <w:p>
+            <w:r>
+              <w:t>7E</w:t>
+              <w:br/>
+              <w:t>MATHS</w:t>
+            </w:r>
+          </w:p>
+        </w:tc>
+        <w:tc>
+          <w:tcPr>
+            <w:tcW w:type="dxa" w:w="1530"/>
+          </w:tcPr>
+          <w:p>
+            <w:r>
+              <w:t>7E</w:t>
+              <w:br/>
+              <w:t>MATHS</w:t>
+            </w:r>
+          </w:p>
+        </w:tc>
+        <w:tc>
+          <w:tcPr>
+            <w:tcW w:type="dxa" w:w="1530"/>
+          </w:tcPr>
+          <w:p>
+            <w:r>
+              <w:t>10E</w:t>
+              <w:br/>
+              <w:t>MATHS</w:t>
+            </w:r>
+          </w:p>
+        </w:tc>
+        <w:tc>
+          <w:tcPr>
+            <w:tcW w:type="dxa" w:w="1530"/>
+          </w:tcPr>
+          <w:p>
+            <w:r/>
+          </w:p>
+        </w:tc>
+        <w:tc>
+          <w:tcPr>
+            <w:tcW w:type="dxa" w:w="1530"/>
+          </w:tcPr>
+          <w:p>
+            <w:r/>
+          </w:p>
+        </w:tc>
+      </w:tr>
+      <w:tr>
+        <w:tc>
+          <w:tcPr>
+            <w:tcW w:type="dxa" w:w="1530"/>
+          </w:tcPr>
+          <w:p>
+            <w:r>
+              <w:t>P8</w:t>
+            </w:r>
+          </w:p>
+        </w:tc>
+        <w:tc>
+          <w:tcPr>
+            <w:tcW w:type="dxa" w:w="1530"/>
+          </w:tcPr>
+          <w:p>
+            <w:r>
+              <w:t>1:20-2:00</w:t>
+            </w:r>
+          </w:p>
+        </w:tc>
+        <w:tc>
+          <w:tcPr>
+            <w:tcW w:type="dxa" w:w="1530"/>
+          </w:tcPr>
+          <w:p>
+            <w:r>
+              <w:t>9D</w:t>
+              <w:br/>
+              <w:t>PHYSICS</w:t>
+            </w:r>
+          </w:p>
+        </w:tc>
+        <w:tc>
+          <w:tcPr>
+            <w:tcW w:type="dxa" w:w="1530"/>
           </w:tcPr>
           <w:p>
             <w:r>
@@ -244,7 +842,7 @@
         </w:tc>
         <w:tc>
           <w:tcPr>
-            <w:tcW w:type="dxa" w:w="1080"/>
+            <w:tcW w:type="dxa" w:w="1530"/>
           </w:tcPr>
           <w:p>
             <w:r>
@@ -256,51 +854,7 @@
         </w:tc>
         <w:tc>
           <w:tcPr>
-            <w:tcW w:type="dxa" w:w="1080"/>
-          </w:tcPr>
-          <w:p>
-            <w:r>
-              <w:t>10E</w:t>
-              <w:br/>
-              <w:t>MATHS</w:t>
-            </w:r>
-          </w:p>
-        </w:tc>
-        <w:tc>
-          <w:tcPr>
-            <w:tcW w:type="dxa" w:w="1080"/>
-          </w:tcPr>
-          <w:p>
-            <w:r>
-              <w:t>8:40-9:15</w:t>
-            </w:r>
-          </w:p>
-        </w:tc>
-      </w:tr>
-      <w:tr>
-        <w:tc>
-          <w:tcPr>
-            <w:tcW w:type="dxa" w:w="1080"/>
-          </w:tcPr>
-          <w:p>
-            <w:r>
-              <w:t>P3</w:t>
-            </w:r>
-          </w:p>
-        </w:tc>
-        <w:tc>
-          <w:tcPr>
-            <w:tcW w:type="dxa" w:w="1080"/>
-          </w:tcPr>
-          <w:p>
-            <w:r>
-              <w:t>9:30-10:10</w:t>
-            </w:r>
-          </w:p>
-        </w:tc>
-        <w:tc>
-          <w:tcPr>
-            <w:tcW w:type="dxa" w:w="1080"/>
+            <w:tcW w:type="dxa" w:w="1530"/>
           </w:tcPr>
           <w:p>
             <w:r/>
@@ -308,43 +862,7 @@
         </w:tc>
         <w:tc>
           <w:tcPr>
-            <w:tcW w:type="dxa" w:w="1080"/>
-          </w:tcPr>
-          <w:p>
-            <w:r>
-              <w:t>7E</w:t>
-              <w:br/>
-              <w:t>MATHS</w:t>
-            </w:r>
-          </w:p>
-        </w:tc>
-        <w:tc>
-          <w:tcPr>
-            <w:tcW w:type="dxa" w:w="1080"/>
-          </w:tcPr>
-          <w:p>
-            <w:r>
-              <w:t>7C</w:t>
-              <w:br/>
-              <w:t>MATHS</w:t>
-            </w:r>
-          </w:p>
-        </w:tc>
-        <w:tc>
-          <w:tcPr>
-            <w:tcW w:type="dxa" w:w="1080"/>
-          </w:tcPr>
-          <w:p>
-            <w:r>
-              <w:t>10E</w:t>
-              <w:br/>
-              <w:t>MATHS</w:t>
-            </w:r>
-          </w:p>
-        </w:tc>
-        <w:tc>
-          <w:tcPr>
-            <w:tcW w:type="dxa" w:w="1080"/>
+            <w:tcW w:type="dxa" w:w="1530"/>
           </w:tcPr>
           <w:p>
             <w:r/>
@@ -352,503 +870,7 @@
         </w:tc>
         <w:tc>
           <w:tcPr>
-            <w:tcW w:type="dxa" w:w="1080"/>
-          </w:tcPr>
-          <w:p>
-            <w:r>
-              <w:t>9:15-9:50</w:t>
-            </w:r>
-          </w:p>
-        </w:tc>
-      </w:tr>
-      <w:tr>
-        <w:tc>
-          <w:tcPr>
-            <w:tcW w:type="dxa" w:w="1080"/>
-          </w:tcPr>
-          <w:p>
-            <w:r>
-              <w:t>P4</w:t>
-            </w:r>
-          </w:p>
-        </w:tc>
-        <w:tc>
-          <w:tcPr>
-            <w:tcW w:type="dxa" w:w="1080"/>
-          </w:tcPr>
-          <w:p>
-            <w:r>
-              <w:t>10:10-10:50</w:t>
-            </w:r>
-          </w:p>
-        </w:tc>
-        <w:tc>
-          <w:tcPr>
-            <w:tcW w:type="dxa" w:w="1080"/>
-          </w:tcPr>
-          <w:p>
-            <w:r>
-              <w:t>7E</w:t>
-              <w:br/>
-              <w:t>MATHS</w:t>
-            </w:r>
-          </w:p>
-        </w:tc>
-        <w:tc>
-          <w:tcPr>
-            <w:tcW w:type="dxa" w:w="1080"/>
-          </w:tcPr>
-          <w:p>
-            <w:r/>
-          </w:p>
-        </w:tc>
-        <w:tc>
-          <w:tcPr>
-            <w:tcW w:type="dxa" w:w="1080"/>
-          </w:tcPr>
-          <w:p>
-            <w:r/>
-          </w:p>
-        </w:tc>
-        <w:tc>
-          <w:tcPr>
-            <w:tcW w:type="dxa" w:w="1080"/>
-          </w:tcPr>
-          <w:p>
-            <w:r/>
-          </w:p>
-        </w:tc>
-        <w:tc>
-          <w:tcPr>
-            <w:tcW w:type="dxa" w:w="1080"/>
-          </w:tcPr>
-          <w:p>
-            <w:r/>
-          </w:p>
-        </w:tc>
-        <w:tc>
-          <w:tcPr>
-            <w:tcW w:type="dxa" w:w="1080"/>
-          </w:tcPr>
-          <w:p>
-            <w:r>
-              <w:t>9:50-10:25</w:t>
-            </w:r>
-          </w:p>
-        </w:tc>
-      </w:tr>
-      <w:tr>
-        <w:tc>
-          <w:tcPr>
-            <w:tcW w:type="dxa" w:w="1080"/>
-          </w:tcPr>
-          <w:p>
-            <w:r>
-              <w:t>P5</w:t>
-            </w:r>
-          </w:p>
-        </w:tc>
-        <w:tc>
-          <w:tcPr>
-            <w:tcW w:type="dxa" w:w="1080"/>
-          </w:tcPr>
-          <w:p>
-            <w:r>
-              <w:t>10:50-11:30</w:t>
-            </w:r>
-          </w:p>
-        </w:tc>
-        <w:tc>
-          <w:tcPr>
-            <w:tcW w:type="dxa" w:w="1080"/>
-          </w:tcPr>
-          <w:p>
-            <w:r/>
-          </w:p>
-        </w:tc>
-        <w:tc>
-          <w:tcPr>
-            <w:tcW w:type="dxa" w:w="1080"/>
-          </w:tcPr>
-          <w:p>
-            <w:r>
-              <w:t>7E</w:t>
-              <w:br/>
-              <w:t>MATHS</w:t>
-            </w:r>
-          </w:p>
-        </w:tc>
-        <w:tc>
-          <w:tcPr>
-            <w:tcW w:type="dxa" w:w="1080"/>
-          </w:tcPr>
-          <w:p>
-            <w:r>
-              <w:t>10E</w:t>
-              <w:br/>
-              <w:t>MATHS</w:t>
-            </w:r>
-          </w:p>
-        </w:tc>
-        <w:tc>
-          <w:tcPr>
-            <w:tcW w:type="dxa" w:w="1080"/>
-          </w:tcPr>
-          <w:p>
-            <w:r>
-              <w:t>7C</w:t>
-              <w:br/>
-              <w:t>MATHS</w:t>
-            </w:r>
-          </w:p>
-        </w:tc>
-        <w:tc>
-          <w:tcPr>
-            <w:tcW w:type="dxa" w:w="1080"/>
-          </w:tcPr>
-          <w:p>
-            <w:r>
-              <w:t>Lunch</w:t>
-            </w:r>
-          </w:p>
-        </w:tc>
-        <w:tc>
-          <w:tcPr>
-            <w:tcW w:type="dxa" w:w="1080"/>
-          </w:tcPr>
-          <w:p>
-            <w:r>
-              <w:t>10:55-11:35</w:t>
-            </w:r>
-          </w:p>
-        </w:tc>
-      </w:tr>
-      <w:tr>
-        <w:tc>
-          <w:tcPr>
-            <w:tcW w:type="dxa" w:w="1080"/>
-          </w:tcPr>
-          <w:p>
-            <w:r>
-              <w:t>Lunch</w:t>
-            </w:r>
-          </w:p>
-        </w:tc>
-        <w:tc>
-          <w:tcPr>
-            <w:tcW w:type="dxa" w:w="1080"/>
-          </w:tcPr>
-          <w:p>
-            <w:r>
-              <w:t>11:30-12:00</w:t>
-            </w:r>
-          </w:p>
-        </w:tc>
-        <w:tc>
-          <w:tcPr>
-            <w:tcW w:type="dxa" w:w="1080"/>
-          </w:tcPr>
-          <w:p>
-            <w:r/>
-          </w:p>
-        </w:tc>
-        <w:tc>
-          <w:tcPr>
-            <w:tcW w:type="dxa" w:w="1080"/>
-          </w:tcPr>
-          <w:p>
-            <w:r/>
-          </w:p>
-        </w:tc>
-        <w:tc>
-          <w:tcPr>
-            <w:tcW w:type="dxa" w:w="1080"/>
-          </w:tcPr>
-          <w:p>
-            <w:r/>
-          </w:p>
-        </w:tc>
-        <w:tc>
-          <w:tcPr>
-            <w:tcW w:type="dxa" w:w="1080"/>
-          </w:tcPr>
-          <w:p>
-            <w:r/>
-          </w:p>
-        </w:tc>
-        <w:tc>
-          <w:tcPr>
-            <w:tcW w:type="dxa" w:w="1080"/>
-          </w:tcPr>
-          <w:p>
-            <w:r>
-              <w:t>7C</w:t>
-              <w:br/>
-              <w:t>MATHS</w:t>
-            </w:r>
-          </w:p>
-        </w:tc>
-        <w:tc>
-          <w:tcPr>
-            <w:tcW w:type="dxa" w:w="1080"/>
-          </w:tcPr>
-          <w:p>
-            <w:r>
-              <w:t>10:25-10:55</w:t>
-            </w:r>
-          </w:p>
-        </w:tc>
-      </w:tr>
-      <w:tr>
-        <w:tc>
-          <w:tcPr>
-            <w:tcW w:type="dxa" w:w="1080"/>
-          </w:tcPr>
-          <w:p>
-            <w:r>
-              <w:t>P6</w:t>
-            </w:r>
-          </w:p>
-        </w:tc>
-        <w:tc>
-          <w:tcPr>
-            <w:tcW w:type="dxa" w:w="1080"/>
-          </w:tcPr>
-          <w:p>
-            <w:r>
-              <w:t>12:00-12:40</w:t>
-            </w:r>
-          </w:p>
-        </w:tc>
-        <w:tc>
-          <w:tcPr>
-            <w:tcW w:type="dxa" w:w="1080"/>
-          </w:tcPr>
-          <w:p>
-            <w:r>
-              <w:t>7C</w:t>
-              <w:br/>
-              <w:t>MATHS</w:t>
-            </w:r>
-          </w:p>
-        </w:tc>
-        <w:tc>
-          <w:tcPr>
-            <w:tcW w:type="dxa" w:w="1080"/>
-          </w:tcPr>
-          <w:p>
-            <w:r>
-              <w:t>9D</w:t>
-              <w:br/>
-              <w:t>PHYSICS</w:t>
-            </w:r>
-          </w:p>
-        </w:tc>
-        <w:tc>
-          <w:tcPr>
-            <w:tcW w:type="dxa" w:w="1080"/>
-          </w:tcPr>
-          <w:p>
-            <w:r/>
-          </w:p>
-        </w:tc>
-        <w:tc>
-          <w:tcPr>
-            <w:tcW w:type="dxa" w:w="1080"/>
-          </w:tcPr>
-          <w:p>
-            <w:r/>
-          </w:p>
-        </w:tc>
-        <w:tc>
-          <w:tcPr>
-            <w:tcW w:type="dxa" w:w="1080"/>
-          </w:tcPr>
-          <w:p>
-            <w:r>
-              <w:t>9D</w:t>
-              <w:br/>
-              <w:t>PHYSICS</w:t>
-            </w:r>
-          </w:p>
-        </w:tc>
-        <w:tc>
-          <w:tcPr>
-            <w:tcW w:type="dxa" w:w="1080"/>
-          </w:tcPr>
-          <w:p>
-            <w:r>
-              <w:t>11:35-12:15</w:t>
-            </w:r>
-          </w:p>
-        </w:tc>
-      </w:tr>
-      <w:tr>
-        <w:tc>
-          <w:tcPr>
-            <w:tcW w:type="dxa" w:w="1080"/>
-          </w:tcPr>
-          <w:p>
-            <w:r>
-              <w:t>P7</w:t>
-            </w:r>
-          </w:p>
-        </w:tc>
-        <w:tc>
-          <w:tcPr>
-            <w:tcW w:type="dxa" w:w="1080"/>
-          </w:tcPr>
-          <w:p>
-            <w:r>
-              <w:t>12:40-1:20</w:t>
-            </w:r>
-          </w:p>
-        </w:tc>
-        <w:tc>
-          <w:tcPr>
-            <w:tcW w:type="dxa" w:w="1080"/>
-          </w:tcPr>
-          <w:p>
-            <w:r>
-              <w:t>9D</w:t>
-              <w:br/>
-              <w:t>PHYSICS</w:t>
-            </w:r>
-          </w:p>
-        </w:tc>
-        <w:tc>
-          <w:tcPr>
-            <w:tcW w:type="dxa" w:w="1080"/>
-          </w:tcPr>
-          <w:p>
-            <w:r>
-              <w:t>9D</w:t>
-              <w:br/>
-              <w:t>PHYSICS</w:t>
-            </w:r>
-          </w:p>
-        </w:tc>
-        <w:tc>
-          <w:tcPr>
-            <w:tcW w:type="dxa" w:w="1080"/>
-          </w:tcPr>
-          <w:p>
-            <w:r>
-              <w:t>7E</w:t>
-              <w:br/>
-              <w:t>MATHS</w:t>
-            </w:r>
-          </w:p>
-        </w:tc>
-        <w:tc>
-          <w:tcPr>
-            <w:tcW w:type="dxa" w:w="1080"/>
-          </w:tcPr>
-          <w:p>
-            <w:r>
-              <w:t>10E</w:t>
-              <w:br/>
-              <w:t>MATHS</w:t>
-            </w:r>
-          </w:p>
-        </w:tc>
-        <w:tc>
-          <w:tcPr>
-            <w:tcW w:type="dxa" w:w="1080"/>
-          </w:tcPr>
-          <w:p>
-            <w:r/>
-          </w:p>
-        </w:tc>
-        <w:tc>
-          <w:tcPr>
-            <w:tcW w:type="dxa" w:w="1080"/>
-          </w:tcPr>
-          <w:p>
-            <w:r/>
-          </w:p>
-        </w:tc>
-      </w:tr>
-      <w:tr>
-        <w:tc>
-          <w:tcPr>
-            <w:tcW w:type="dxa" w:w="1080"/>
-          </w:tcPr>
-          <w:p>
-            <w:r>
-              <w:t>P8</w:t>
-            </w:r>
-          </w:p>
-        </w:tc>
-        <w:tc>
-          <w:tcPr>
-            <w:tcW w:type="dxa" w:w="1080"/>
-          </w:tcPr>
-          <w:p>
-            <w:r>
-              <w:t>1:20-2:00</w:t>
-            </w:r>
-          </w:p>
-        </w:tc>
-        <w:tc>
-          <w:tcPr>
-            <w:tcW w:type="dxa" w:w="1080"/>
-          </w:tcPr>
-          <w:p>
-            <w:r>
-              <w:t>7E</w:t>
-              <w:br/>
-              <w:t>MATHS</w:t>
-            </w:r>
-          </w:p>
-        </w:tc>
-        <w:tc>
-          <w:tcPr>
-            <w:tcW w:type="dxa" w:w="1080"/>
-          </w:tcPr>
-          <w:p>
-            <w:r>
-              <w:t>10E</w:t>
-              <w:br/>
-              <w:t>MATHS</w:t>
-            </w:r>
-          </w:p>
-        </w:tc>
-        <w:tc>
-          <w:tcPr>
-            <w:tcW w:type="dxa" w:w="1080"/>
-          </w:tcPr>
-          <w:p>
-            <w:r>
-              <w:t>9D</w:t>
-              <w:br/>
-              <w:t>PHYSICS</w:t>
-            </w:r>
-          </w:p>
-        </w:tc>
-        <w:tc>
-          <w:tcPr>
-            <w:tcW w:type="dxa" w:w="1080"/>
-          </w:tcPr>
-          <w:p>
-            <w:r>
-              <w:t>7E</w:t>
-              <w:br/>
-              <w:t>MATHS</w:t>
-            </w:r>
-          </w:p>
-        </w:tc>
-        <w:tc>
-          <w:tcPr>
-            <w:tcW w:type="dxa" w:w="1080"/>
-          </w:tcPr>
-          <w:p>
-            <w:r/>
-          </w:p>
-        </w:tc>
-        <w:tc>
-          <w:tcPr>
-            <w:tcW w:type="dxa" w:w="1080"/>
+            <w:tcW w:type="dxa" w:w="1530"/>
           </w:tcPr>
           <w:p>
             <w:r/>
@@ -857,7 +879,7 @@
       </w:tr>
     </w:tbl>
     <w:sectPr>
-      <w:pgSz w:w="12240" w:h="15840"/>
+      <w:pgSz w:w="15840" w:h="12240" w:orient="landscape"/>
       <w:pgMar w:top="1440" w:right="1800" w:bottom="1440" w:left="1800" w:header="720" w:footer="720" w:gutter="0"/>
       <w:cols w:space="720"/>
       <w:docGrid w:linePitch="360"/>

--- a/WASEEM_timetable.docx
+++ b/WASEEM_timetable.docx
@@ -683,11 +683,7 @@
             <w:tcW w:type="dxa" w:w="1530"/>
           </w:tcPr>
           <w:p>
-            <w:r>
-              <w:t>10E</w:t>
-              <w:br/>
-              <w:t>MATHS</w:t>
-            </w:r>
+            <w:r/>
           </w:p>
         </w:tc>
         <w:tc>
@@ -857,7 +853,11 @@
             <w:tcW w:type="dxa" w:w="1530"/>
           </w:tcPr>
           <w:p>
-            <w:r/>
+            <w:r>
+              <w:t>10E</w:t>
+              <w:br/>
+              <w:t>MATHS</w:t>
+            </w:r>
           </w:p>
         </w:tc>
         <w:tc>

--- a/WASEEM_timetable.docx
+++ b/WASEEM_timetable.docx
@@ -187,7 +187,11 @@
             <w:tcW w:type="dxa" w:w="1530"/>
           </w:tcPr>
           <w:p>
-            <w:r/>
+            <w:r>
+              <w:t>7C</w:t>
+              <w:br/>
+              <w:t>MATHS</w:t>
+            </w:r>
           </w:p>
         </w:tc>
         <w:tc>
@@ -195,7 +199,11 @@
             <w:tcW w:type="dxa" w:w="1530"/>
           </w:tcPr>
           <w:p>
-            <w:r/>
+            <w:r>
+              <w:t>6C</w:t>
+              <w:br/>
+              <w:t>TS</w:t>
+            </w:r>
           </w:p>
         </w:tc>
         <w:tc>
@@ -235,18 +243,6 @@
             <w:tcW w:type="dxa" w:w="1530"/>
           </w:tcPr>
           <w:p>
-            <w:r>
-              <w:t>7E</w:t>
-              <w:br/>
-              <w:t>MATHS</w:t>
-            </w:r>
-          </w:p>
-        </w:tc>
-        <w:tc>
-          <w:tcPr>
-            <w:tcW w:type="dxa" w:w="1530"/>
-          </w:tcPr>
-          <w:p>
             <w:r/>
           </w:p>
         </w:tc>
@@ -255,7 +251,11 @@
             <w:tcW w:type="dxa" w:w="1530"/>
           </w:tcPr>
           <w:p>
-            <w:r/>
+            <w:r>
+              <w:t>10C</w:t>
+              <w:br/>
+              <w:t>PHYSICS</w:t>
+            </w:r>
           </w:p>
         </w:tc>
         <w:tc>
@@ -276,10 +276,18 @@
           </w:tcPr>
           <w:p>
             <w:r>
-              <w:t>9D</w:t>
+              <w:t>7C</w:t>
               <w:br/>
-              <w:t>PHYSICS</w:t>
+              <w:t>MATHS</w:t>
             </w:r>
+          </w:p>
+        </w:tc>
+        <w:tc>
+          <w:tcPr>
+            <w:tcW w:type="dxa" w:w="1530"/>
+          </w:tcPr>
+          <w:p>
+            <w:r/>
           </w:p>
         </w:tc>
         <w:tc>
@@ -320,7 +328,19 @@
           </w:tcPr>
           <w:p>
             <w:r>
-              <w:t>10E</w:t>
+              <w:t>10C</w:t>
+              <w:br/>
+              <w:t>PHYSICS</w:t>
+            </w:r>
+          </w:p>
+        </w:tc>
+        <w:tc>
+          <w:tcPr>
+            <w:tcW w:type="dxa" w:w="1530"/>
+          </w:tcPr>
+          <w:p>
+            <w:r>
+              <w:t>7E</w:t>
               <w:br/>
               <w:t>MATHS</w:t>
             </w:r>
@@ -332,7 +352,7 @@
           </w:tcPr>
           <w:p>
             <w:r>
-              <w:t>9D</w:t>
+              <w:t>10C</w:t>
               <w:br/>
               <w:t>PHYSICS</w:t>
             </w:r>
@@ -344,21 +364,9 @@
           </w:tcPr>
           <w:p>
             <w:r>
-              <w:t>9D</w:t>
+              <w:t>10C</w:t>
               <w:br/>
               <w:t>PHYSICS</w:t>
-            </w:r>
-          </w:p>
-        </w:tc>
-        <w:tc>
-          <w:tcPr>
-            <w:tcW w:type="dxa" w:w="1530"/>
-          </w:tcPr>
-          <w:p>
-            <w:r>
-              <w:t>7C</w:t>
-              <w:br/>
-              <w:t>MATHS</w:t>
             </w:r>
           </w:p>
         </w:tc>
@@ -411,28 +419,8 @@
             <w:tcW w:type="dxa" w:w="1530"/>
           </w:tcPr>
           <w:p>
-            <w:r/>
-          </w:p>
-        </w:tc>
-        <w:tc>
-          <w:tcPr>
-            <w:tcW w:type="dxa" w:w="1530"/>
-          </w:tcPr>
-          <w:p>
             <w:r>
-              <w:t>10E</w:t>
-              <w:br/>
-              <w:t>MATHS</w:t>
-            </w:r>
-          </w:p>
-        </w:tc>
-        <w:tc>
-          <w:tcPr>
-            <w:tcW w:type="dxa" w:w="1530"/>
-          </w:tcPr>
-          <w:p>
-            <w:r>
-              <w:t>10E</w:t>
+              <w:t>7E</w:t>
               <w:br/>
               <w:t>MATHS</w:t>
             </w:r>
@@ -456,7 +444,27 @@
           </w:tcPr>
           <w:p>
             <w:r>
-              <w:t>10E</w:t>
+              <w:t>10C</w:t>
+              <w:br/>
+              <w:t>PHYSICS</w:t>
+            </w:r>
+          </w:p>
+        </w:tc>
+        <w:tc>
+          <w:tcPr>
+            <w:tcW w:type="dxa" w:w="1530"/>
+          </w:tcPr>
+          <w:p>
+            <w:r/>
+          </w:p>
+        </w:tc>
+        <w:tc>
+          <w:tcPr>
+            <w:tcW w:type="dxa" w:w="1530"/>
+          </w:tcPr>
+          <w:p>
+            <w:r>
+              <w:t>7C</w:t>
               <w:br/>
               <w:t>MATHS</w:t>
             </w:r>
@@ -572,19 +580,7 @@
           </w:tcPr>
           <w:p>
             <w:r>
-              <w:t>7C</w:t>
-              <w:br/>
-              <w:t>MATHS</w:t>
-            </w:r>
-          </w:p>
-        </w:tc>
-        <w:tc>
-          <w:tcPr>
-            <w:tcW w:type="dxa" w:w="1530"/>
-          </w:tcPr>
-          <w:p>
-            <w:r>
-              <w:t>7C</w:t>
+              <w:t>10E</w:t>
               <w:br/>
               <w:t>MATHS</w:t>
             </w:r>
@@ -615,8 +611,16 @@
             <w:tcW w:type="dxa" w:w="1530"/>
           </w:tcPr>
           <w:p>
+            <w:r/>
+          </w:p>
+        </w:tc>
+        <w:tc>
+          <w:tcPr>
+            <w:tcW w:type="dxa" w:w="1530"/>
+          </w:tcPr>
+          <w:p>
             <w:r>
-              <w:t>7C</w:t>
+              <w:t>10E</w:t>
               <w:br/>
               <w:t>MATHS</w:t>
             </w:r>
@@ -659,7 +663,11 @@
             <w:tcW w:type="dxa" w:w="1530"/>
           </w:tcPr>
           <w:p>
-            <w:r/>
+            <w:r>
+              <w:t>10E</w:t>
+              <w:br/>
+              <w:t>MATHS</w:t>
+            </w:r>
           </w:p>
         </w:tc>
         <w:tc>
@@ -667,7 +675,11 @@
             <w:tcW w:type="dxa" w:w="1530"/>
           </w:tcPr>
           <w:p>
-            <w:r/>
+            <w:r>
+              <w:t>7C</w:t>
+              <w:br/>
+              <w:t>MATHS</w:t>
+            </w:r>
           </w:p>
         </w:tc>
         <w:tc>
@@ -731,11 +743,7 @@
             <w:tcW w:type="dxa" w:w="1530"/>
           </w:tcPr>
           <w:p>
-            <w:r>
-              <w:t>9D</w:t>
-              <w:br/>
-              <w:t>PHYSICS</w:t>
-            </w:r>
+            <w:r/>
           </w:p>
         </w:tc>
         <w:tc>
@@ -744,7 +752,7 @@
           </w:tcPr>
           <w:p>
             <w:r>
-              <w:t>7E</w:t>
+              <w:t>10E</w:t>
               <w:br/>
               <w:t>MATHS</w:t>
             </w:r>
@@ -755,11 +763,7 @@
             <w:tcW w:type="dxa" w:w="1530"/>
           </w:tcPr>
           <w:p>
-            <w:r>
-              <w:t>7E</w:t>
-              <w:br/>
-              <w:t>MATHS</w:t>
-            </w:r>
+            <w:r/>
           </w:p>
         </w:tc>
         <w:tc>
@@ -768,7 +772,7 @@
           </w:tcPr>
           <w:p>
             <w:r>
-              <w:t>10E</w:t>
+              <w:t>7E</w:t>
               <w:br/>
               <w:t>MATHS</w:t>
             </w:r>
@@ -818,9 +822,9 @@
           </w:tcPr>
           <w:p>
             <w:r>
-              <w:t>9D</w:t>
+              <w:t>7C</w:t>
               <w:br/>
-              <w:t>PHYSICS</w:t>
+              <w:t>MATHS</w:t>
             </w:r>
           </w:p>
         </w:tc>
@@ -829,11 +833,7 @@
             <w:tcW w:type="dxa" w:w="1530"/>
           </w:tcPr>
           <w:p>
-            <w:r>
-              <w:t>6C</w:t>
-              <w:br/>
-              <w:t>TS</w:t>
-            </w:r>
+            <w:r/>
           </w:p>
         </w:tc>
         <w:tc>
@@ -842,7 +842,7 @@
           </w:tcPr>
           <w:p>
             <w:r>
-              <w:t>7C</w:t>
+              <w:t>10E</w:t>
               <w:br/>
               <w:t>MATHS</w:t>
             </w:r>
